--- a/Milestone 2/Documentation/Configuration_Summary.docx
+++ b/Milestone 2/Documentation/Configuration_Summary.docx
@@ -19,25 +19,7 @@
           <w:sz w:val="44"/>
           <w:szCs w:val="44"/>
         </w:rPr>
-        <w:t xml:space="preserve">CMPG325 </w:t>
-      </w:r>
-      <w:r>
-        <w:rPr>
-          <w:b/>
-          <w:bCs/>
-          <w:sz w:val="44"/>
-          <w:szCs w:val="44"/>
-        </w:rPr>
-        <w:t>-</w:t>
-      </w:r>
-      <w:r>
-        <w:rPr>
-          <w:b/>
-          <w:bCs/>
-          <w:sz w:val="44"/>
-          <w:szCs w:val="44"/>
-        </w:rPr>
-        <w:t xml:space="preserve"> Milestone 2 Configuration Summary</w:t>
+        <w:t>CMPG325 - Milestone 2 Configuration Summary</w:t>
       </w:r>
     </w:p>
     <w:p>
@@ -2913,6 +2895,13 @@
           <w:szCs w:val="28"/>
         </w:rPr>
       </w:pPr>
+      <w:r>
+        <w:rPr>
+          <w:sz w:val="28"/>
+          <w:szCs w:val="28"/>
+        </w:rPr>
+        <w:t>Th</w:t>
+      </w:r>
       <w:r>
         <w:rPr>
           <w:sz w:val="28"/>
